--- a/assets/templates/default_logbook_template.docx
+++ b/assets/templates/default_logbook_template.docx
@@ -440,6 +440,216 @@
                 <w:b/>
               </w:rPr>
               <w:t xml:space="preserve"> {{mitra}}</w:t>
+            </w:r>
+          </w:p>
+        </w:tc>
+        <w:tc>
+          <w:tcPr>
+            <w:tcW w:w="35" w:type="dxa"/>
+            <w:tcBorders>
+              <w:top w:val="single" w:sz="6" w:space="0" w:color="CCCCCC"/>
+              <w:left w:val="single" w:sz="6" w:space="0" w:color="CCCCCC"/>
+              <w:bottom w:val="single" w:sz="6" w:space="0" w:color="CCCCCC"/>
+              <w:right w:val="single" w:sz="6" w:space="0" w:color="CCCCCC"/>
+            </w:tcBorders>
+            <w:tcMar>
+              <w:top w:w="45" w:type="dxa"/>
+              <w:left w:w="45" w:type="dxa"/>
+              <w:bottom w:w="45" w:type="dxa"/>
+              <w:right w:w="45" w:type="dxa"/>
+            </w:tcMar>
+          </w:tcPr>
+          <w:p>
+            <w:pPr>
+              <w:spacing w:after="0" w:line="240" w:lineRule="auto"/>
+              <w:ind w:left="-54"/>
+              <w:rPr>
+                <w:rFonts w:ascii="Times New Roman" w:hAnsi="Times New Roman" w:cs="Times New Roman"/>
+              </w:rPr>
+            </w:pPr>
+            <w:r>
+              <w:rPr>
+                <w:rFonts w:ascii="Times New Roman" w:hAnsi="Times New Roman" w:cs="Times New Roman"/>
+              </w:rPr>
+              <w:t xml:space="preserve"/>
+            </w:r>
+          </w:p>
+        </w:tc>
+      </w:tr>
+      <w:tr>
+        <w:trPr>
+          <w:trHeight w:val="360"/>
+        </w:trPr>
+        <w:tc>
+          <w:tcPr>
+            <w:tcW w:w="3955" w:type="dxa"/>
+            <w:tcBorders>
+              <w:top w:val="single" w:sz="6" w:space="0" w:color="CCCCCC"/>
+              <w:left w:val="single" w:sz="6" w:space="0" w:color="CCCCCC"/>
+              <w:bottom w:val="single" w:sz="6" w:space="0" w:color="CCCCCC"/>
+              <w:right w:val="single" w:sz="6" w:space="0" w:color="CCCCCC"/>
+            </w:tcBorders>
+            <w:tcMar>
+              <w:top w:w="45" w:type="dxa"/>
+              <w:left w:w="45" w:type="dxa"/>
+              <w:bottom w:w="45" w:type="dxa"/>
+              <w:right w:w="45" w:type="dxa"/>
+            </w:tcMar>
+          </w:tcPr>
+          <w:p>
+            <w:pPr>
+              <w:spacing w:after="0" w:line="240" w:lineRule="auto"/>
+              <w:ind w:left="-54"/>
+              <w:rPr>
+                <w:rFonts w:ascii="Times New Roman" w:hAnsi="Times New Roman" w:cs="Times New Roman"/>
+                <w:b/>
+              </w:rPr>
+            </w:pPr>
+            <w:r>
+              <w:rPr>
+                <w:rFonts w:ascii="Times New Roman" w:hAnsi="Times New Roman" w:cs="Times New Roman"/>
+                <w:b/>
+              </w:rPr>
+              <w:t xml:space="preserve">Dosen Pembimbing</w:t>
+            </w:r>
+          </w:p>
+        </w:tc>
+        <w:tc>
+          <w:tcPr>
+            <w:tcW w:w="5237" w:type="dxa"/>
+            <w:tcBorders>
+              <w:top w:val="single" w:sz="6" w:space="0" w:color="CCCCCC"/>
+              <w:left w:val="single" w:sz="6" w:space="0" w:color="CCCCCC"/>
+              <w:bottom w:val="single" w:sz="6" w:space="0" w:color="CCCCCC"/>
+              <w:right w:val="single" w:sz="6" w:space="0" w:color="CCCCCC"/>
+            </w:tcBorders>
+            <w:tcMar>
+              <w:top w:w="45" w:type="dxa"/>
+              <w:left w:w="45" w:type="dxa"/>
+              <w:bottom w:w="45" w:type="dxa"/>
+              <w:right w:w="45" w:type="dxa"/>
+            </w:tcMar>
+          </w:tcPr>
+          <w:p>
+            <w:pPr>
+              <w:spacing w:after="0" w:line="240" w:lineRule="auto"/>
+              <w:ind w:left="-54"/>
+              <w:rPr>
+                <w:rFonts w:ascii="Times New Roman" w:hAnsi="Times New Roman" w:cs="Times New Roman"/>
+                <w:b/>
+              </w:rPr>
+            </w:pPr>
+            <w:r>
+              <w:rPr>
+                <w:rFonts w:ascii="Times New Roman" w:hAnsi="Times New Roman" w:cs="Times New Roman"/>
+                <w:b/>
+              </w:rPr>
+              <w:t xml:space="preserve"> {{pembimbing}}</w:t>
+            </w:r>
+          </w:p>
+        </w:tc>
+        <w:tc>
+          <w:tcPr>
+            <w:tcW w:w="35" w:type="dxa"/>
+            <w:tcBorders>
+              <w:top w:val="single" w:sz="6" w:space="0" w:color="CCCCCC"/>
+              <w:left w:val="single" w:sz="6" w:space="0" w:color="CCCCCC"/>
+              <w:bottom w:val="single" w:sz="6" w:space="0" w:color="CCCCCC"/>
+              <w:right w:val="single" w:sz="6" w:space="0" w:color="CCCCCC"/>
+            </w:tcBorders>
+            <w:tcMar>
+              <w:top w:w="45" w:type="dxa"/>
+              <w:left w:w="45" w:type="dxa"/>
+              <w:bottom w:w="45" w:type="dxa"/>
+              <w:right w:w="45" w:type="dxa"/>
+            </w:tcMar>
+          </w:tcPr>
+          <w:p>
+            <w:pPr>
+              <w:spacing w:after="0" w:line="240" w:lineRule="auto"/>
+              <w:ind w:left="-54"/>
+              <w:rPr>
+                <w:rFonts w:ascii="Times New Roman" w:hAnsi="Times New Roman" w:cs="Times New Roman"/>
+              </w:rPr>
+            </w:pPr>
+            <w:r>
+              <w:rPr>
+                <w:rFonts w:ascii="Times New Roman" w:hAnsi="Times New Roman" w:cs="Times New Roman"/>
+              </w:rPr>
+              <w:t xml:space="preserve"/>
+            </w:r>
+          </w:p>
+        </w:tc>
+      </w:tr>
+      <w:tr>
+        <w:trPr>
+          <w:trHeight w:val="360"/>
+        </w:trPr>
+        <w:tc>
+          <w:tcPr>
+            <w:tcW w:w="3955" w:type="dxa"/>
+            <w:tcBorders>
+              <w:top w:val="single" w:sz="6" w:space="0" w:color="CCCCCC"/>
+              <w:left w:val="single" w:sz="6" w:space="0" w:color="CCCCCC"/>
+              <w:bottom w:val="single" w:sz="6" w:space="0" w:color="CCCCCC"/>
+              <w:right w:val="single" w:sz="6" w:space="0" w:color="CCCCCC"/>
+            </w:tcBorders>
+            <w:tcMar>
+              <w:top w:w="45" w:type="dxa"/>
+              <w:left w:w="45" w:type="dxa"/>
+              <w:bottom w:w="45" w:type="dxa"/>
+              <w:right w:w="45" w:type="dxa"/>
+            </w:tcMar>
+          </w:tcPr>
+          <w:p>
+            <w:pPr>
+              <w:spacing w:after="0" w:line="240" w:lineRule="auto"/>
+              <w:ind w:left="-54"/>
+              <w:rPr>
+                <w:rFonts w:ascii="Times New Roman" w:hAnsi="Times New Roman" w:cs="Times New Roman"/>
+                <w:b/>
+              </w:rPr>
+            </w:pPr>
+            <w:r>
+              <w:rPr>
+                <w:rFonts w:ascii="Times New Roman" w:hAnsi="Times New Roman" w:cs="Times New Roman"/>
+                <w:b/>
+              </w:rPr>
+              <w:t xml:space="preserve">Pembimbing Lapangan</w:t>
+            </w:r>
+          </w:p>
+        </w:tc>
+        <w:tc>
+          <w:tcPr>
+            <w:tcW w:w="5237" w:type="dxa"/>
+            <w:tcBorders>
+              <w:top w:val="single" w:sz="6" w:space="0" w:color="CCCCCC"/>
+              <w:left w:val="single" w:sz="6" w:space="0" w:color="CCCCCC"/>
+              <w:bottom w:val="single" w:sz="6" w:space="0" w:color="CCCCCC"/>
+              <w:right w:val="single" w:sz="6" w:space="0" w:color="CCCCCC"/>
+            </w:tcBorders>
+            <w:tcMar>
+              <w:top w:w="45" w:type="dxa"/>
+              <w:left w:w="45" w:type="dxa"/>
+              <w:bottom w:w="45" w:type="dxa"/>
+              <w:right w:w="45" w:type="dxa"/>
+            </w:tcMar>
+          </w:tcPr>
+          <w:p>
+            <w:pPr>
+              <w:spacing w:after="0" w:line="240" w:lineRule="auto"/>
+              <w:ind w:left="-54"/>
+              <w:rPr>
+                <w:rFonts w:ascii="Times New Roman" w:hAnsi="Times New Roman" w:cs="Times New Roman"/>
+                <w:b/>
+              </w:rPr>
+            </w:pPr>
+            <w:r>
+              <w:rPr>
+                <w:rFonts w:ascii="Times New Roman" w:hAnsi="Times New Roman" w:cs="Times New Roman"/>
+                <w:b/>
+              </w:rPr>
+              <w:t xml:space="preserve"> {{pembimbing_lapangan}}</w:t>
             </w:r>
           </w:p>
         </w:tc>

--- a/assets/templates/default_logbook_template.docx
+++ b/assets/templates/default_logbook_template.docx
@@ -1235,12 +1235,6 @@
           <w:rFonts w:ascii="Times New Roman" w:hAnsi="Times New Roman" w:cs="Times New Roman"/>
         </w:rPr>
       </w:pPr>
-      <w:r>
-        <w:rPr>
-          <w:rFonts w:ascii="Times New Roman" w:hAnsi="Times New Roman" w:cs="Times New Roman"/>
-        </w:rPr>
-        <w:t xml:space="preserve">…………………….</w:t>
-      </w:r>
     </w:p>
     <w:p>
       <w:pPr>
@@ -1260,6 +1254,22 @@
     <w:p>
       <w:pPr>
         <w:spacing w:after="0" w:line="240" w:lineRule="auto"/>
+        <w:ind w:left="5040" w:firstLine="720"/>
+        <w:rPr>
+          <w:rFonts w:ascii="Times New Roman" w:hAnsi="Times New Roman" w:cs="Times New Roman"/>
+        </w:rPr>
+      </w:pPr>
+      <w:r>
+        <w:rPr>
+          <w:rFonts w:ascii="Times New Roman" w:hAnsi="Times New Roman" w:cs="Times New Roman"/>
+        </w:rPr>
+        <w:t xml:space="preserve">…………………….</w:t>
+      </w:r>
+    </w:p>
+    <w:p>
+      <w:pPr>
+        <w:spacing w:after="0" w:line="240" w:lineRule="auto"/>
+        <w:jc w:val="center"/>
         <w:rPr>
           <w:rFonts w:ascii="Times New Roman" w:hAnsi="Times New Roman" w:cs="Times New Roman"/>
         </w:rPr>
@@ -1278,83 +1288,121 @@
           <w:rFonts w:ascii="Times New Roman" w:hAnsi="Times New Roman" w:cs="Times New Roman"/>
         </w:rPr>
       </w:pPr>
-      <w:r>
-        <w:rPr>
-          <w:rFonts w:ascii="Times New Roman" w:hAnsi="Times New Roman" w:cs="Times New Roman"/>
-        </w:rPr>
-        <w:t>Dosen Pembimbing,</w:t>
-      </w:r>
     </w:p>
-    <w:p>
-      <w:pPr>
-        <w:spacing w:after="0" w:line="240" w:lineRule="auto"/>
-        <w:rPr>
-          <w:rFonts w:ascii="Times New Roman" w:hAnsi="Times New Roman" w:cs="Times New Roman"/>
-        </w:rPr>
-      </w:pPr>
-      <w:r>
-        <w:rPr>
-          <w:rFonts w:ascii="Times New Roman" w:hAnsi="Times New Roman" w:cs="Times New Roman"/>
-        </w:rPr>
-        <w:t xml:space="preserve">…………………….</w:t>
-      </w:r>
-    </w:p>
-    <w:p>
-      <w:pPr>
-        <w:spacing w:after="0" w:line="240" w:lineRule="auto"/>
-        <w:rPr>
-          <w:rFonts w:ascii="Times New Roman" w:hAnsi="Times New Roman" w:cs="Times New Roman"/>
-        </w:rPr>
-      </w:pPr>
-      <w:r>
-        <w:rPr>
-          <w:rFonts w:ascii="Times New Roman" w:hAnsi="Times New Roman" w:cs="Times New Roman"/>
-        </w:rPr>
-        <w:t xml:space="preserve"> {{nama_pembimbing}}</w:t>
-      </w:r>
-    </w:p>
-    <w:p>
-      <w:pPr>
-        <w:spacing w:after="0" w:line="240" w:lineRule="auto"/>
-        <w:rPr>
-          <w:rFonts w:ascii="Times New Roman" w:hAnsi="Times New Roman" w:cs="Times New Roman"/>
-        </w:rPr>
-      </w:pPr>
-      <w:r>
-        <w:rPr>
-          <w:rFonts w:ascii="Times New Roman" w:hAnsi="Times New Roman" w:cs="Times New Roman"/>
-        </w:rPr>
-        <w:t>Pembimbing Lapangan,</w:t>
-      </w:r>
-    </w:p>
-    <w:p>
-      <w:pPr>
-        <w:spacing w:after="0" w:line="240" w:lineRule="auto"/>
-        <w:rPr>
-          <w:rFonts w:ascii="Times New Roman" w:hAnsi="Times New Roman" w:cs="Times New Roman"/>
-        </w:rPr>
-      </w:pPr>
-      <w:r>
-        <w:rPr>
-          <w:rFonts w:ascii="Times New Roman" w:hAnsi="Times New Roman" w:cs="Times New Roman"/>
-        </w:rPr>
-        <w:t xml:space="preserve">…………………….</w:t>
-      </w:r>
-    </w:p>
-    <w:p>
-      <w:pPr>
-        <w:spacing w:after="0" w:line="240" w:lineRule="auto"/>
-        <w:rPr>
-          <w:rFonts w:ascii="Times New Roman" w:hAnsi="Times New Roman" w:cs="Times New Roman"/>
-        </w:rPr>
-      </w:pPr>
-      <w:r>
-        <w:rPr>
-          <w:rFonts w:ascii="Times New Roman" w:hAnsi="Times New Roman" w:cs="Times New Roman"/>
-        </w:rPr>
-        <w:t xml:space="preserve"> {{nama_pembimbing_lapangan}}</w:t>
-      </w:r>
-    </w:p>
+    <w:tbl xmlns:w="http://schemas.openxmlformats.org/wordprocessingml/2006/main">
+      <w:tblPr>
+        <w:tblW w:w="0" w:type="auto"/>
+        <w:tblBorders>
+          <w:top w:val="none" w:sz="0" w:space="0" w:color="auto"/>
+          <w:left w:val="none" w:sz="0" w:space="0" w:color="auto"/>
+          <w:bottom w:val="none" w:sz="0" w:space="0" w:color="auto"/>
+          <w:right w:val="none" w:sz="0" w:space="0" w:color="auto"/>
+          <w:insideH w:val="none" w:sz="0" w:space="0" w:color="auto"/>
+          <w:insideV w:val="none" w:sz="0" w:space="0" w:color="auto"/>
+        </w:tblBorders>
+        <w:tblLook w:val="0400" w:firstRow="0" w:lastRow="0" w:firstColumn="0" w:lastColumn="0" w:noHBand="0" w:noVBand="1"/>
+      </w:tblPr>
+      <w:tblGrid>
+        <w:gridCol w:w="4626"/>
+        <w:gridCol w:w="4626"/>
+      </w:tblGrid>
+      <w:tr>
+        <w:tc>
+          <w:tcPr>
+            <w:tcW w:w="4626" w:type="dxa"/>
+          </w:tcPr>
+          <w:p>
+            <w:pPr>
+              <w:spacing w:after="0" w:line="240" w:lineRule="auto"/>
+              <w:rPr>
+                <w:rFonts w:ascii="Times New Roman" w:hAnsi="Times New Roman" w:cs="Times New Roman"/>
+              </w:rPr>
+            </w:pPr>
+            <w:r>
+              <w:rPr>
+                <w:rFonts w:ascii="Times New Roman" w:hAnsi="Times New Roman" w:cs="Times New Roman"/>
+              </w:rPr>
+              <w:t>Dosen Pembimbing,</w:t>
+            </w:r>
+          </w:p>
+          <w:p>
+            <w:pPr>
+              <w:spacing w:after="0" w:line="240" w:lineRule="auto"/>
+              <w:rPr>
+                <w:rFonts w:ascii="Times New Roman" w:hAnsi="Times New Roman" w:cs="Times New Roman"/>
+              </w:rPr>
+            </w:pPr>
+            <w:r>
+              <w:rPr>
+                <w:rFonts w:ascii="Times New Roman" w:hAnsi="Times New Roman" w:cs="Times New Roman"/>
+              </w:rPr>
+              <w:t> {{nama_pembimbing}}</w:t>
+            </w:r>
+          </w:p>
+          <w:p>
+            <w:pPr>
+              <w:spacing w:after="0" w:line="240" w:lineRule="auto"/>
+              <w:rPr>
+                <w:rFonts w:ascii="Times New Roman" w:hAnsi="Times New Roman" w:cs="Times New Roman"/>
+              </w:rPr>
+            </w:pPr>
+            <w:r>
+              <w:rPr>
+                <w:rFonts w:ascii="Times New Roman" w:hAnsi="Times New Roman" w:cs="Times New Roman"/>
+              </w:rPr>
+              <w:t xml:space="preserve">…………………….</w:t>
+            </w:r>
+          </w:p>
+        </w:tc>
+        <w:tc>
+          <w:tcPr>
+            <w:tcW w:w="4626" w:type="dxa"/>
+          </w:tcPr>
+          <w:p>
+            <w:pPr>
+              <w:spacing w:after="0" w:line="240" w:lineRule="auto"/>
+              <w:rPr>
+                <w:rFonts w:ascii="Times New Roman" w:hAnsi="Times New Roman" w:cs="Times New Roman"/>
+              </w:rPr>
+            </w:pPr>
+            <w:r>
+              <w:rPr>
+                <w:rFonts w:ascii="Times New Roman" w:hAnsi="Times New Roman" w:cs="Times New Roman"/>
+              </w:rPr>
+              <w:t>Pembimbing Lapangan,</w:t>
+            </w:r>
+          </w:p>
+          <w:p>
+            <w:pPr>
+              <w:spacing w:after="0" w:line="240" w:lineRule="auto"/>
+              <w:rPr>
+                <w:rFonts w:ascii="Times New Roman" w:hAnsi="Times New Roman" w:cs="Times New Roman"/>
+              </w:rPr>
+            </w:pPr>
+            <w:r>
+              <w:rPr>
+                <w:rFonts w:ascii="Times New Roman" w:hAnsi="Times New Roman" w:cs="Times New Roman"/>
+              </w:rPr>
+              <w:t> {{nama_pembimbing_lapangan}}</w:t>
+            </w:r>
+          </w:p>
+          <w:p>
+            <w:pPr>
+              <w:spacing w:after="0" w:line="240" w:lineRule="auto"/>
+              <w:rPr>
+                <w:rFonts w:ascii="Times New Roman" w:hAnsi="Times New Roman" w:cs="Times New Roman"/>
+              </w:rPr>
+            </w:pPr>
+            <w:r>
+              <w:rPr>
+                <w:rFonts w:ascii="Times New Roman" w:hAnsi="Times New Roman" w:cs="Times New Roman"/>
+              </w:rPr>
+              <w:t xml:space="preserve">…………………….</w:t>
+            </w:r>
+          </w:p>
+        </w:tc>
+      </w:tr>
+    </w:tbl>
     <w:sectPr>
       <w:pgSz w:w="11907" w:h="16840"/>
       <w:pgMar w:top="1440" w:right="1440" w:bottom="1440" w:left="1440" w:header="720" w:footer="720" w:gutter="0"/>
